--- a/arb/docx/45.content.docx
+++ b/arb/docx/45.content.docx
@@ -147,13 +147,6 @@
         <w:rPr>
           <w:lang w:val="ar_AE" w:bidi="ar_AE"/>
         </w:rPr>
-      </w:r>
-      <w:r>
-        <w:rPr>
-          <w:i/>
-          <w:lang w:val="ar_AE" w:bidi="ar_AE"/>
-        </w:rPr>
-        <w:t>رومية 1:1–2, رومية ١: ٣, رومية 1: 4, رومية 1: 5, رومية 1: 8, رومية 1: 11, رومية ١: ١٣, رومية 1: 16, رومية 1: 17, رومية ١: ١٨–١٩, رومية 1: 20, رومية 1: 20 (#2), رومية 1: 21, رومية 1: 24, رومية 1: 26–27, رومية 1: 28, رومية 1: 29, رومية 1: 32, رومية 1: 32 (#2), رومية ٢: ١, رومية ٢:٢, رومية ٢: ٤, رومية ٢: ٥, رومية ٢: ٧, رومية ٢: ٨–٩, رومية ٢: ١٢, رومية ٢: ١٣, رومية ٢: ١٤, رومية ٢: ٢١, رومية ٢: ٢١–٢٢, رومية ٢: ٢٣–٢٤, رومية ٢: ٢٥, رومية ٢: ٢٦, رومية ٢: ٢٨–٢٩, رومية ٢: ٢٩, رومية ٣: ١–٢, رومية ٣: ٤, رومية ٣: ٥–٦, رومية 3: 8, رومية 3: 9–10, رومية ٣: ١١, رومية 3: 20, رومية 3: 20 (#2), رومية 3: 21, رومية 3: 22, رومية 3: 24, رومية 3: 25, رومية ٣: ٢٦, رومية 3: 28, رومية ٣: ٣٠, رومية ٣: ٣١, رومية ٤: ٢, رومية ٤: ٣, رومية 4: 5, رومية 4: 6–8, رومية 4: 9–10, رومية ٤: ١١–١٢, رومية ٤: ١٣, رومية 4: 14, رومية 4: 16, رومية 4: 17, رومية 4: 18, رومية ٤: ١٨–١٩, رومية 4: 20, رومية 4: 23–24, رومية 4: 25, رومية 5: 1, رومية ٥: ٣–٤, رومية 5: 8, رومية 5: 9, رومية 5: 10, رومية 5: 12, رومية 5: 14, رومية 5: 15, رومية 5: 16, رومية 5: 17, رومية 5: 19, رومية 5: 20, رومية 5: 20 (#2), رومية ٦: ١–٢, رومية ٦: ٣, رومية 6: 4, رومية 6: 5, رومية ٦:٦, رومية ٦: ٩, رومية 6: 10, رومية ٦: ١٠–١١, رومية 6: 10–11 (#2), رومية ٦: ١٣, رومية 6: 14, رومية ٦: ١٨–١٩, رومية ٦: ٢٢, رومية 6: 23, رومية 6: 23 (#2), رومية ٧: ١, رومية ٧: ٢, رومية ٧: ٣, رومية ٧: ٤, رومية 7: 4 (#2), رومية ٧:٧, رومية 7:7 (#2), رومية ٧: ٨, رومية 7: 12, رومية ٧: ١٣, رومية ٧: ١٦, رومية 7: 17, رومية ٧: ١٨, رومية ٧: ٢١, رومية ٧: ٢٢, رومية ٧: ٢٣, رومية ٧: ٢٥, رومية ٨: ٢, رومية ٨: ٣, رومية ٨: ٤–٥, رومية ٨: ٧, رومية 8: 9, رومية ٨: ١١, رومية ٨: ١٤, رومية ٨: ١٥, رومية ٨: ١٧, رومية ٨: ١٨–١٩, رومية ٨: ٢١, رومية ٨: ٢١ (#٢), رومية 8: 23–25, رومية 8: 26–27, رومية ٨: ٢٨, رومية 8: 29, رومية ٨: ٣٠, رومية ٨: ٣٢, رومية ٨: ٣٤, رومية ٨: ٣٧, رومية 8: 39, رومية 9: 3, رومية 9: 4, رومية 9: 6–7, رومية 9: 8, رومية 9: 8 (#2), رومية 9: 10–12, رومية 9: 14–16, رومية 9: 16, رومية 9: 20, رومية 9: 22, رومية 9: 23, رومية ٩: ٢٤, رومية 9: 27, رومية 9: 30, رومية 9: 32, رومية 9: 32–33, رومية 9: 33, رومية 10: 1, رومية 10: 3, رومية 10: 3 (#2), رومية 10: 4, رومية 10: 8, رومية ١٠: ٩, رومية ١٠: ١٣, رومية ١٠: ١٤–١٥, رومية ١٠: ١٧, رومية 10: 18, رومية 10: 19, رومية 10: 21, رومية ١١: ١, رومية 11: 5, رومية 11: 7, رومية 11: 8, رومية 11:11, رومية 11:11 (#2), رومية ١١: ١٣–١٧, رومية 11: 18, رومية 11: 20–21, رومية 11: 23–24, رومية 11: 25, رومية 11: 28–29, رومية 11: 30–32, رومية 11: 30–32 (#2), رومية ١١: ٣٣–٣٤, رومية 11: 36, رومية ١٢: ١, رومية 12: 2, رومية ١٢: ٣, رومية 12: 4–5, رومية 12: 6, رومية ١٢: ١٠, رومية ١٢: ١٣, رومية ١٢: ١٤, رومية 12: 16, رومية ١٢: ١٨, رومية ١٢: ١٩, رومية ١٢: ٢١, رومية ١٣: ١, رومية ١٣: ٢, رومية 13: 3, رومية ١٣: ٤, رومية ١٣: ٦, رومية ١٣: ٨, رومية 13: 8 (#2), رومية 13: 9, رومية ١٣: ١٠, رومية ١٣: ١٢, رومية ١٣:١٣, رومية ١٣: ١٤, رومية 14: 2, رومية 14: 3, رومية 14: 3–4, رومية ١٤: ٥, رومية 14: 7–8, رومية ١٤: ١٠, رومية 14: 13, رومية ١٤:١٤, رومية ١٤: ١٧, رومية 14: 21, رومية 14: 23, رومية 15: 1–2, رومية ١٥: ٣, رومية 15: 4, رومية 15: 5, رومية 15: 8–9, رومية 15: 10–11, رومية ١٥: ١٣, رومية 15: 16, رومية 15: 18–19, رومية 15: 20–21, رومية 15: 24, رومية 15: 25, رومية 15: 27, رومية 15: 31, رومية ١٦: ١–٢, رومية 16: 4, رومية 16: 5, رومية 16: 7, رومية ١٦:١٦, رومية 16: 17, رومية ١٦: ١٧–١٨, رومية ١٦: ١٩, رومية 16: 20, رومية 16: 22, رومية 16: 23, رومية 16: 25–26, رومية 16: 26</w:t>
       </w:r>
       <w:r>
         <w:rPr>

--- a/arb/docx/45.content.docx
+++ b/arb/docx/45.content.docx
@@ -132,21 +132,6 @@
           <w:lang w:val="ar_AE" w:bidi="ar_AE"/>
         </w:rPr>
         <w:t>ROM</w:t>
-      </w:r>
-      <w:r>
-        <w:rPr>
-          <w:lang w:val="ar_AE" w:bidi="ar_AE"/>
-        </w:rPr>
-      </w:r>
-    </w:p>
-    <w:p>
-      <w:pPr>
-        <w:bidi/>
-      </w:pPr>
-      <w:r>
-        <w:rPr>
-          <w:lang w:val="ar_AE" w:bidi="ar_AE"/>
-        </w:rPr>
       </w:r>
       <w:r>
         <w:rPr>

--- a/arb/docx/45.content.docx
+++ b/arb/docx/45.content.docx
@@ -22,7 +22,7 @@
         <w:rPr>
           <w:lang w:val="ar_AE" w:bidi="ar_AE"/>
         </w:rPr>
-        <w:t>Resource: أسئلة الترجمة (unfoldingWord)</w:t>
+        <w:t>Resource: unfoldingWord® Translation Questions</w:t>
       </w:r>
       <w:r>
         <w:rPr>
@@ -91,7 +91,7 @@
         <w:rPr>
           <w:lang w:val="ar_AE" w:bidi="ar_AE"/>
         </w:rPr>
-        <w:t>أسئلة الترجمة (unfoldingWord)</w:t>
+        <w:t>unfoldingWord® Translation Questions</w:t>
       </w:r>
     </w:p>
     <w:p>
